--- a/tema7/materials/Тексты-тема-7.docx
+++ b/tema7/materials/Тексты-тема-7.docx
@@ -20,7 +20,7 @@
     </w:p>
     <w:p>
       <w:r>
-        <w:t>Пять частей на пятерых. На экране — заголовок и две-три строки, полный текст каждого экрана открывается кнопкой снизу и показывается справа. Говорим просто, своими словами.</w:t>
+        <w:t>Четыре части на четверых, всего 10 экранов. На экране — заголовок и две-три строки, полный текст каждого экрана открывается кнопкой снизу и показывается справа. Говорим просто, своими словами.</w:t>
       </w:r>
     </w:p>
     <w:p>
@@ -117,7 +117,7 @@
           </w:tcPr>
           <w:p>
             <w:r>
-              <w:t>обложка, экран 01, экран 02, экран 03</w:t>
+              <w:t>обложка, экран 01, экран 02</w:t>
             </w:r>
           </w:p>
         </w:tc>
@@ -127,7 +127,7 @@
           </w:tcPr>
           <w:p>
             <w:r>
-              <w:t>~2,2 мин</w:t>
+              <w:t>~1,8 мин</w:t>
             </w:r>
           </w:p>
         </w:tc>
@@ -161,7 +161,7 @@
           </w:tcPr>
           <w:p>
             <w:r>
-              <w:t>экран 04, экран 05, экран 06</w:t>
+              <w:t>экран 03, экран 04</w:t>
             </w:r>
           </w:p>
         </w:tc>
@@ -171,7 +171,7 @@
           </w:tcPr>
           <w:p>
             <w:r>
-              <w:t>~2,2 мин</w:t>
+              <w:t>~1,8 мин</w:t>
             </w:r>
           </w:p>
         </w:tc>
@@ -193,9 +193,9 @@
           </w:tcPr>
           <w:p>
             <w:r>
-              <w:t>Равенство</w:t>
+              <w:t>Равенство и крайности</w:t>
               <w:br/>
-              <w:t>Социализм, раскол на коммунистов и социал-демократов</w:t>
+              <w:t>Социализм и две его ветви, фашизм и анархизм</w:t>
             </w:r>
           </w:p>
         </w:tc>
@@ -205,7 +205,7 @@
           </w:tcPr>
           <w:p>
             <w:r>
-              <w:t>экран 07, экран 08, экран 09</w:t>
+              <w:t>экран 05, экран 06</w:t>
             </w:r>
           </w:p>
         </w:tc>
@@ -215,7 +215,7 @@
           </w:tcPr>
           <w:p>
             <w:r>
-              <w:t>~2,1 мин</w:t>
+              <w:t>~2,0 мин</w:t>
             </w:r>
           </w:p>
         </w:tc>
@@ -237,9 +237,9 @@
           </w:tcPr>
           <w:p>
             <w:r>
-              <w:t>Крайние и новые</w:t>
+              <w:t>Сегодня</w:t>
               <w:br/>
-              <w:t>Фашизм, анархизм и идеологии XX века</w:t>
+              <w:t>Новые идеологии, Казахстан, метод и выводы</w:t>
             </w:r>
           </w:p>
         </w:tc>
@@ -249,7 +249,7 @@
           </w:tcPr>
           <w:p>
             <w:r>
-              <w:t>экран 10, экран 11, экран 12</w:t>
+              <w:t>экран 07, экран 08, выводы</w:t>
             </w:r>
           </w:p>
         </w:tc>
@@ -259,51 +259,7 @@
           </w:tcPr>
           <w:p>
             <w:r>
-              <w:t>~2,0 мин</w:t>
-            </w:r>
-          </w:p>
-        </w:tc>
-      </w:tr>
-      <w:tr>
-        <w:tc>
-          <w:tcPr>
-            <w:tcW w:type="dxa" w:w="2493"/>
-          </w:tcPr>
-          <w:p>
-            <w:r>
-              <w:t>Часть V</w:t>
-            </w:r>
-          </w:p>
-        </w:tc>
-        <w:tc>
-          <w:tcPr>
-            <w:tcW w:type="dxa" w:w="2493"/>
-          </w:tcPr>
-          <w:p>
-            <w:r>
-              <w:t>Казахстан</w:t>
-              <w:br/>
-              <w:t>Многообразие по Конституции и метод: как определить идеологию партии</w:t>
-            </w:r>
-          </w:p>
-        </w:tc>
-        <w:tc>
-          <w:tcPr>
-            <w:tcW w:type="dxa" w:w="2493"/>
-          </w:tcPr>
-          <w:p>
-            <w:r>
-              <w:t>экран 13, экран 14, экран 15, финал</w:t>
-            </w:r>
-          </w:p>
-        </w:tc>
-        <w:tc>
-          <w:tcPr>
-            <w:tcW w:type="dxa" w:w="2493"/>
-          </w:tcPr>
-          <w:p>
-            <w:r>
-              <w:t>~2,2 мин</w:t>
+              <w:t>~2,4 мин</w:t>
             </w:r>
           </w:p>
         </w:tc>
@@ -337,7 +293,7 @@
           </w:tcPr>
           <w:p>
             <w:r>
-              <w:t>~10,8 мин</w:t>
+              <w:t>~8,0 мин</w:t>
             </w:r>
           </w:p>
         </w:tc>
@@ -450,7 +406,7 @@
         <w:rPr>
           <w:color w:val="76787D"/>
         </w:rPr>
-        <w:t>Определение, зачем нужны идеологии, откуда «левые» и «правые» · ~2,2 мин</w:t>
+        <w:t>Определение, зачем нужны идеологии, откуда «левые» и «правые» · ~1,8 мин</w:t>
       </w:r>
     </w:p>
     <w:p>
@@ -479,7 +435,7 @@
     </w:p>
     <w:p>
       <w:r>
-        <w:t>Мы разберём пять больших семейств идей и в конце дадим простой метод, которым можно определить идеологию любой партии.</w:t>
+        <w:t>Мы разберём главные семейства идей и в конце дадим простой метод, которым можно определить идеологию любой партии.</w:t>
       </w:r>
     </w:p>
     <w:p>
@@ -495,7 +451,7 @@
         <w:rPr>
           <w:color w:val="2C2E33"/>
         </w:rPr>
-        <w:t>Экран 01 · Что такое идеология · ~40 сек</w:t>
+        <w:t>Экран 01 · Что такое идеология · ~55 сек</w:t>
       </w:r>
     </w:p>
     <w:p>
@@ -505,12 +461,12 @@
     </w:p>
     <w:p>
       <w:r>
-        <w:t>Сегодня идеология — это система взглядов на общество плюс программа действий. Она отвечает на три вопроса: как устроен мир, каким он должен быть и что нужно сделать, чтобы он таким стал.</w:t>
+        <w:t>Сегодня идеология — это система взглядов на общество плюс программа действий: как устроен мир, каким он должен быть и что сделать, чтобы он таким стал. Это не наука: наука объясняет, как есть, идеология говорит, как должно быть.</w:t>
       </w:r>
     </w:p>
     <w:p>
       <w:r>
-        <w:t>Важно: идеология — не наука. Наука объясняет, как есть. Идеология говорит, как должно быть.</w:t>
+        <w:t>У идеологии три работы: объяснить людям сложный мир, объединить их вокруг общих ценностей и мобилизовать — побудить голосовать, вступать в партию, поддерживать решения.</w:t>
       </w:r>
     </w:p>
     <w:p>
@@ -521,38 +477,7 @@
         <w:rPr>
           <w:color w:val="2C2E33"/>
         </w:rPr>
-        <w:t>Экран 02 · Зачем они нужны · ~40 сек</w:t>
-      </w:r>
-    </w:p>
-    <w:p>
-      <w:r>
-        <w:t>У идеологии три работы.</w:t>
-      </w:r>
-    </w:p>
-    <w:p>
-      <w:r>
-        <w:t>Объяснить: дать человеку простую картину сложного мира — почему у одних есть деньги, а у других нет, почему государство поступает так, а не иначе.</w:t>
-      </w:r>
-    </w:p>
-    <w:p>
-      <w:r>
-        <w:t>Объединить: собрать людей вокруг общих ценностей. Незнакомые люди чувствуют себя «своими», если думают одинаково.</w:t>
-      </w:r>
-    </w:p>
-    <w:p>
-      <w:r>
-        <w:t>Мобилизовать: заставить действовать — голосовать, вступать в партию, поддерживать решения. Без идеологии партия превращается в клуб: непонятно, зачем ей власть.</w:t>
-      </w:r>
-    </w:p>
-    <w:p>
-      <w:pPr>
-        <w:pStyle w:val="Heading2"/>
-      </w:pPr>
-      <w:r>
-        <w:rPr>
-          <w:color w:val="2C2E33"/>
-        </w:rPr>
-        <w:t>Экран 03 · Откуда «левые» и «правые» · ~40 сек</w:t>
+        <w:t>Экран 02 · Откуда «левые» и «правые» · ~40 сек</w:t>
       </w:r>
     </w:p>
     <w:p>
@@ -596,7 +521,7 @@
         <w:rPr>
           <w:color w:val="76787D"/>
         </w:rPr>
-        <w:t>Либерализм и консерватизм — и как их различить · ~2,2 мин</w:t>
+        <w:t>Либерализм и консерватизм — и как их различить · ~1,8 мин</w:t>
       </w:r>
     </w:p>
     <w:p>
@@ -615,7 +540,7 @@
         <w:rPr>
           <w:color w:val="2C2E33"/>
         </w:rPr>
-        <w:t>Экран 04 · Либерализм · ~45 сек</w:t>
+        <w:t>Экран 03 · Либерализм · ~50 сек</w:t>
       </w:r>
     </w:p>
     <w:p>
@@ -641,7 +566,7 @@
         <w:rPr>
           <w:color w:val="2C2E33"/>
         </w:rPr>
-        <w:t>Экран 05 · Консерватизм · ~45 сек</w:t>
+        <w:t>Экран 04 · Консерватизм · ~55 сек</w:t>
       </w:r>
     </w:p>
     <w:p>
@@ -651,43 +576,12 @@
     </w:p>
     <w:p>
       <w:r>
-        <w:t>Его довод: общество — не машина, его нельзя разобрать и собрать заново по чертежу. Опыт поколений, собранный в привычках и институтах, умнее любой красивой теории.</w:t>
+        <w:t>Его довод: общество — не машина, его нельзя разобрать и собрать заново по чертежу. Консерватизм не против перемен, он против резких перемен. Семья, религия, нация и порядок — опоры, которые нельзя ломать разом.</w:t>
       </w:r>
     </w:p>
     <w:p>
       <w:r>
-        <w:t>Консерватизм не против перемен. Он против резких перемен. Семья, религия, нация и порядок — опоры, которые нельзя ломать разом.</w:t>
-      </w:r>
-    </w:p>
-    <w:p>
-      <w:pPr>
-        <w:pStyle w:val="Heading2"/>
-      </w:pPr>
-      <w:r>
-        <w:rPr>
-          <w:color w:val="2C2E33"/>
-        </w:rPr>
-        <w:t>Экран 06 · Как их различить · ~40 сек</w:t>
-      </w:r>
-    </w:p>
-    <w:p>
-      <w:r>
-        <w:t>Различить их можно одним вопросом: что важнее — свобода отдельного человека или устойчивость общества в целом?</w:t>
-      </w:r>
-    </w:p>
-    <w:p>
-      <w:r>
-        <w:t>Либерал скажет: человек первичен, общество — это сумма людей, и права личности выше традиции.</w:t>
-      </w:r>
-    </w:p>
-    <w:p>
-      <w:r>
-        <w:t>Консерватор скажет: общество старше любого из нас, оно держится на привычках и институтах, и ломать их ради личного удобства опасно.</w:t>
-      </w:r>
-    </w:p>
-    <w:p>
-      <w:r>
-        <w:t>Из этого вопроса вырастают конкретные споры — от налогов до семейного права.</w:t>
+        <w:t>Отличить консерватора от либерала можно одним вопросом: что важнее — свобода отдельного человека или устойчивость общества? Либерал скажет: человек. Консерватор скажет: общество, оно старше любого из нас.</w:t>
       </w:r>
     </w:p>
     <w:p>
@@ -708,7 +602,7 @@
         <w:rPr>
           <w:color w:val="111214"/>
         </w:rPr>
-        <w:t>Часть III — Равенство</w:t>
+        <w:t>Часть III — Равенство и крайности</w:t>
       </w:r>
     </w:p>
     <w:p>
@@ -716,7 +610,7 @@
         <w:rPr>
           <w:color w:val="76787D"/>
         </w:rPr>
-        <w:t>Социализм, раскол на коммунистов и социал-демократов · ~2,1 мин</w:t>
+        <w:t>Социализм и две его ветви, фашизм и анархизм · ~2,0 мин</w:t>
       </w:r>
     </w:p>
     <w:p>
@@ -735,22 +629,27 @@
         <w:rPr>
           <w:color w:val="2C2E33"/>
         </w:rPr>
-        <w:t>Экран 07 · Социализм · ~40 сек</w:t>
+        <w:t>Экран 05 · Социализм · ~65 сек</w:t>
       </w:r>
     </w:p>
     <w:p>
       <w:r>
-        <w:t>Классический текст — «Манифест Коммунистической партии» Карла Маркса и Фридриха Энгельса, 1848 год.</w:t>
+        <w:t>Классический текст — «Манифест Коммунистической партии» Карла Маркса и Фридриха Энгельса, 1848 год. Их мысль: кто владеет заводами и землёй, тот владеет и властью. Чтобы исчезло неравенство, эта собственность должна стать общей.</w:t>
       </w:r>
     </w:p>
     <w:p>
       <w:r>
-        <w:t>Их мысль: история — это борьба классов. Кто владеет заводами и землёй, тот владеет и властью, а государство защищает собственников.</w:t>
+        <w:t>В 1899 году Эдуард Бернштейн возразил: рабочие живут лучше, чем предсказывал Маркс, и до цели можно дойти через выборы и реформы. Социалисты раскололись: коммунисты — за революцию, социал-демократы — за реформы.</w:t>
       </w:r>
     </w:p>
     <w:p>
       <w:r>
-        <w:t>Вывод: чтобы исчезло неравенство, собственность на средства производства должна стать общей.</w:t>
+        <w:t>Социал-демократы оставили рынок, но ввели высокие налоги и на эти деньги построили бесплатное образование, медицину и пенсии. Это социальное государство — ярче всего в Швеции, Норвегии и Дании.</w:t>
+      </w:r>
+    </w:p>
+    <w:p>
+      <w:r>
+        <w:t>Были и идеологии, которые отвергли и свободу, и равенство в привычном виде.</w:t>
       </w:r>
     </w:p>
     <w:p>
@@ -761,53 +660,27 @@
         <w:rPr>
           <w:color w:val="2C2E33"/>
         </w:rPr>
-        <w:t>Экран 08 · Раскол: революция или реформы · ~45 сек</w:t>
+        <w:t>Экран 06 · Фашизм и анархизм · ~55 сек</w:t>
       </w:r>
     </w:p>
     <w:p>
       <w:r>
-        <w:t>В 1899 году Эдуард Бернштейн написал книгу «Предпосылки социализма». Он заметил: рабочие живут лучше, чем предсказывал Маркс, и революция не нужна.</w:t>
+        <w:t>Это две противоположные крайности.</w:t>
       </w:r>
     </w:p>
     <w:p>
       <w:r>
-        <w:t>Цели можно достигать через парламент, профсоюзы и постепенные реформы. Так появилась социал-демократия.</w:t>
+        <w:t>Фашизм пришёл к власти в Италии в 1922 году, национал-социализм — в Германии в 1933-м. Нация или раса объявляется высшей ценностью, личность подчинена целому, вся власть у вождя, оппозиция запрещена. Это противник и либерализма, и социализма.</w:t>
       </w:r>
     </w:p>
     <w:p>
       <w:r>
-        <w:t>Коммунисты остались за революцию и общую собственность. Один корень — две разные ветви, которые потом спорили весь XX век.</w:t>
-      </w:r>
-    </w:p>
-    <w:p>
-      <w:pPr>
-        <w:pStyle w:val="Heading2"/>
-      </w:pPr>
-      <w:r>
-        <w:rPr>
-          <w:color w:val="2C2E33"/>
-        </w:rPr>
-        <w:t>Экран 09 · Что получилось на практике · ~40 сек</w:t>
+        <w:t>Анархизм — Михаил Бакунин и Пётр Кропоткин, XIX век. Их довод: любая власть развращает, поэтому государство нужно заменить добровольными объединениями людей. Ни одно большое общество так не устроилось, но критика государства вошла в политическую науку.</w:t>
       </w:r>
     </w:p>
     <w:p>
       <w:r>
-        <w:t>Социал-демократы не отменили частную собственность. Они оставили рынок, но обложили доходы высокими налогами.</w:t>
-      </w:r>
-    </w:p>
-    <w:p>
-      <w:r>
-        <w:t>На эти деньги построили бесплатное образование, медицину, пенсии и пособия. Это и есть социальное государство. Ярче всего оно в Швеции, Норвегии, Дании.</w:t>
-      </w:r>
-    </w:p>
-    <w:p>
-      <w:r>
-        <w:t>Сегодня элементы социального государства есть почти везде, включая Казахстан.</w:t>
-      </w:r>
-    </w:p>
-    <w:p>
-      <w:r>
-        <w:t>Были и идеологии, которые отвергли и свободу, и равенство в привычном виде.</w:t>
+        <w:t>Остаётся последний шаг — что появилось в XX веке и как всё это выглядит у нас.</w:t>
       </w:r>
     </w:p>
     <w:p>
@@ -823,7 +696,7 @@
         <w:rPr>
           <w:color w:val="111214"/>
         </w:rPr>
-        <w:t>Часть IV — Крайние и новые</w:t>
+        <w:t>Часть IV — Сегодня</w:t>
       </w:r>
     </w:p>
     <w:p>
@@ -831,7 +704,7 @@
         <w:rPr>
           <w:color w:val="76787D"/>
         </w:rPr>
-        <w:t>Фашизм, анархизм и идеологии XX века · ~2,0 мин</w:t>
+        <w:t>Новые идеологии, Казахстан, метод и выводы · ~2,4 мин</w:t>
       </w:r>
     </w:p>
     <w:p>
@@ -850,59 +723,7 @@
         <w:rPr>
           <w:color w:val="2C2E33"/>
         </w:rPr>
-        <w:t>Экран 10 · Фашизм · ~40 сек</w:t>
-      </w:r>
-    </w:p>
-    <w:p>
-      <w:r>
-        <w:t>Фашизм пришёл к власти в Италии в 1922 году, национал-социализм — в Германии в 1933-м.</w:t>
-      </w:r>
-    </w:p>
-    <w:p>
-      <w:r>
-        <w:t>Общее: нация или раса объявляется высшей ценностью, личность полностью подчинена целому, вся власть у вождя, оппозиция запрещена.</w:t>
-      </w:r>
-    </w:p>
-    <w:p>
-      <w:r>
-        <w:t>Это прямой противник и либерализма, и социализма. От обычного патриотизма фашизм отличает требование подавлять «чужих» внутри и вне страны.</w:t>
-      </w:r>
-    </w:p>
-    <w:p>
-      <w:pPr>
-        <w:pStyle w:val="Heading2"/>
-      </w:pPr>
-      <w:r>
-        <w:rPr>
-          <w:color w:val="2C2E33"/>
-        </w:rPr>
-        <w:t>Экран 11 · Анархизм · ~35 сек</w:t>
-      </w:r>
-    </w:p>
-    <w:p>
-      <w:r>
-        <w:t>Главные имена — Михаил Бакунин и Пётр Кропоткин, XIX век.</w:t>
-      </w:r>
-    </w:p>
-    <w:p>
-      <w:r>
-        <w:t>Их довод: любая власть развращает, и даже справедливое государство со временем начинает служить самому себе. Вместо него — добровольные объединения людей снизу.</w:t>
-      </w:r>
-    </w:p>
-    <w:p>
-      <w:r>
-        <w:t>Ни одно большое общество так не устроилось. Но критика государства из анархизма вошла в политическую науку.</w:t>
-      </w:r>
-    </w:p>
-    <w:p>
-      <w:pPr>
-        <w:pStyle w:val="Heading2"/>
-      </w:pPr>
-      <w:r>
-        <w:rPr>
-          <w:color w:val="2C2E33"/>
-        </w:rPr>
-        <w:t>Экран 12 · Новые идеологии · ~45 сек</w:t>
+        <w:t>Экран 07 · Новые идеологии · ~45 сек</w:t>
       </w:r>
     </w:p>
     <w:p>
@@ -926,38 +747,6 @@
       </w:r>
     </w:p>
     <w:p>
-      <w:r>
-        <w:br w:type="page"/>
-      </w:r>
-    </w:p>
-    <w:p>
-      <w:pPr>
-        <w:pStyle w:val="Heading1"/>
-      </w:pPr>
-      <w:r>
-        <w:rPr>
-          <w:color w:val="111214"/>
-        </w:rPr>
-        <w:t>Часть V — Казахстан</w:t>
-      </w:r>
-    </w:p>
-    <w:p>
-      <w:r>
-        <w:rPr>
-          <w:color w:val="76787D"/>
-        </w:rPr>
-        <w:t>Многообразие по Конституции и метод: как определить идеологию партии · ~2,2 мин</w:t>
-      </w:r>
-    </w:p>
-    <w:p>
-      <w:r>
-        <w:rPr>
-          <w:b/>
-        </w:rPr>
-        <w:t>Выступает: ______________________</w:t>
-      </w:r>
-    </w:p>
-    <w:p>
       <w:pPr>
         <w:pStyle w:val="Heading2"/>
       </w:pPr>
@@ -965,53 +754,17 @@
         <w:rPr>
           <w:color w:val="2C2E33"/>
         </w:rPr>
-        <w:t>Экран 13 · Многообразие по Конституции · ~40 сек</w:t>
+        <w:t>Экран 08 · Казахстан: как узнать идеологию партии · ~55 сек</w:t>
       </w:r>
     </w:p>
     <w:p>
       <w:r>
-        <w:t>Конституция Казахстана признаёт идеологическое и политическое многообразие.</w:t>
+        <w:t>Конституция Казахстана признаёт идеологическое и политическое многообразие: ни одна идеология не закреплена как обязательная, и партии вправе предлагать разные ответы. В Курултае, избранном 23 августа 2026 года, пять партий.</w:t>
       </w:r>
     </w:p>
     <w:p>
       <w:r>
-        <w:t>Из этого следует: ни одна идеология не закреплена как обязательная для всех, и партии вправе предлагать разные ответы на вопрос, каким должно быть общество.</w:t>
-      </w:r>
-    </w:p>
-    <w:p>
-      <w:r>
-        <w:t>В Курултае, избранном 23 августа 2026 года, пять партий. У каждой своя ниша, и определить её можно по программе.</w:t>
-      </w:r>
-    </w:p>
-    <w:p>
-      <w:pPr>
-        <w:pStyle w:val="Heading2"/>
-      </w:pPr>
-      <w:r>
-        <w:rPr>
-          <w:color w:val="2C2E33"/>
-        </w:rPr>
-        <w:t>Экран 14 · Как определить идеологию партии · ~45 сек</w:t>
-      </w:r>
-    </w:p>
-    <w:p>
-      <w:r>
-        <w:t>Возьмите программу любой партии и задайте ей три вопроса.</w:t>
-      </w:r>
-    </w:p>
-    <w:p>
-      <w:r>
-        <w:t>Первый: какую роль она отводит государству в экономике — больше рынка или больше перераспределения?</w:t>
-      </w:r>
-    </w:p>
-    <w:p>
-      <w:r>
-        <w:t>Второй: как она относится к традиции — беречь или менять?</w:t>
-      </w:r>
-    </w:p>
-    <w:p>
-      <w:r>
-        <w:t>Третий: что для неё справедливость — равные возможности или равный результат?</w:t>
+        <w:t>Определить идеологию любой из них можно тремя вопросами к программе. Государство в экономике — больше рынка или больше перераспределения? Традиция — беречь или менять? Справедливость — равные возможности или равный результат?</w:t>
       </w:r>
     </w:p>
     <w:p>
@@ -1027,7 +780,7 @@
         <w:rPr>
           <w:color w:val="2C2E33"/>
         </w:rPr>
-        <w:t>Экран 15 · Выводы · ~40 сек</w:t>
+        <w:t>Выводы · ~45 сек</w:t>
       </w:r>
     </w:p>
     <w:p>
@@ -1037,7 +790,7 @@
     </w:p>
     <w:p>
       <w:r>
-        <w:t>Второе. Главные семейства: либерализм ставит в центр свободу, консерватизм — традицию, социализм — равенство. Рядом — крайние и новые идеологии.</w:t>
+        <w:t>Второе. Либерализм ставит в центр свободу, консерватизм — традицию, социализм — равенство. Рядом — крайние и новые идеологии.</w:t>
       </w:r>
     </w:p>
     <w:p>
@@ -1051,24 +804,8 @@
       </w:r>
     </w:p>
     <w:p>
-      <w:pPr>
-        <w:pStyle w:val="Heading2"/>
-      </w:pPr>
       <w:r>
-        <w:rPr>
-          <w:color w:val="2C2E33"/>
-        </w:rPr>
-        <w:t>Вопросы · ~10 сек</w:t>
-      </w:r>
-    </w:p>
-    <w:p>
-      <w:r>
-        <w:t>Если аудитория молчит — спросить самим: «Можно ли быть одновременно либералом в экономике и консерватором в вопросах семьи и культуры? Кто считает, что можно, поднимите руку».</w:t>
-      </w:r>
-    </w:p>
-    <w:p>
-      <w:r>
-        <w:t>Ответ на этот вопрос: можно, и это очень частое сочетание — его называют либерально-консервативной позицией.</w:t>
+        <w:t>Подсказка: Если зал молчит, спросить самим: «Можно ли быть либералом в экономике и консерватором в вопросах семьи и культуры?» Ответ: можно, это частое сочетание — его называют либерально-консервативной позицией.</w:t>
       </w:r>
     </w:p>
     <w:p>
@@ -1203,6 +940,28 @@
           <w:p>
             <w:r>
               <w:t>Корень один — социализм. Коммунисты за революцию и общую собственность, социал-демократы — за реформы через парламент при сохранении рынка (Бернштейн, 1899).</w:t>
+            </w:r>
+          </w:p>
+        </w:tc>
+      </w:tr>
+      <w:tr>
+        <w:tc>
+          <w:tcPr>
+            <w:tcW w:type="dxa" w:w="4986"/>
+          </w:tcPr>
+          <w:p>
+            <w:r>
+              <w:t>Чем фашизм противоположен анархизму?</w:t>
+            </w:r>
+          </w:p>
+        </w:tc>
+        <w:tc>
+          <w:tcPr>
+            <w:tcW w:type="dxa" w:w="4986"/>
+          </w:tcPr>
+          <w:p>
+            <w:r>
+              <w:t>Фашизм отдаёт всю власть государству и вождю, анархизм хочет обойтись без государства вовсе. Это два края одной шкалы.</w:t>
             </w:r>
           </w:p>
         </w:tc>
